--- a/prdforge-pack/docx/PRDForge - Starter Pack README.docx
+++ b/prdforge-pack/docx/PRDForge - Starter Pack README.docx
@@ -46,7 +46,7 @@
         <w:pStyle w:val="Heading1"/>
       </w:pPr>
       <w:r>
-        <w:t>PRDForge Starter Pack</w:t>
+        <w:t>PRDForge Launch Readiness Pack</w:t>
       </w:r>
     </w:p>
     <w:p/>
@@ -55,7 +55,7 @@
         <w:rPr>
           <w:sz w:val="22"/>
         </w:rPr>
-        <w:t>PRDForge helps you turn product ideas into execution-ready plans fast.</w:t>
+        <w:t>This pack is designed for an app that is almost ready, not for building from scratch.</w:t>
       </w:r>
     </w:p>
     <w:p/>
@@ -64,7 +64,7 @@
         <w:pStyle w:val="Heading2"/>
       </w:pPr>
       <w:r>
-        <w:t>What this pack includes</w:t>
+        <w:t>Purpose</w:t>
       </w:r>
     </w:p>
     <w:p>
@@ -72,39 +72,7 @@
         <w:rPr>
           <w:sz w:val="22"/>
         </w:rPr>
-        <w:t>1. Product brief template</w:t>
-      </w:r>
-    </w:p>
-    <w:p>
-      <w:r>
-        <w:rPr>
-          <w:sz w:val="22"/>
-        </w:rPr>
-        <w:t>2. PRD template</w:t>
-      </w:r>
-    </w:p>
-    <w:p>
-      <w:r>
-        <w:rPr>
-          <w:sz w:val="22"/>
-        </w:rPr>
-        <w:t>3. Technical architecture template</w:t>
-      </w:r>
-    </w:p>
-    <w:p>
-      <w:r>
-        <w:rPr>
-          <w:sz w:val="22"/>
-        </w:rPr>
-        <w:t>4. Delivery roadmap template</w:t>
-      </w:r>
-    </w:p>
-    <w:p>
-      <w:r>
-        <w:rPr>
-          <w:sz w:val="22"/>
-        </w:rPr>
-        <w:t>5. Task execution tracker</w:t>
+        <w:t>Move PRDForge from near-complete to launch-safe with clear execution ownership.</w:t>
       </w:r>
     </w:p>
     <w:p/>
@@ -113,7 +81,7 @@
         <w:pStyle w:val="Heading2"/>
       </w:pPr>
       <w:r>
-        <w:t>How to use</w:t>
+        <w:t>Pack Contents</w:t>
       </w:r>
     </w:p>
     <w:p>
@@ -121,7 +89,7 @@
         <w:rPr>
           <w:sz w:val="22"/>
         </w:rPr>
-        <w:t>1. Start with `02-Product-Brief.md`.</w:t>
+        <w:t>1. Launch Readiness Master Plan</w:t>
       </w:r>
     </w:p>
     <w:p>
@@ -129,7 +97,7 @@
         <w:rPr>
           <w:sz w:val="22"/>
         </w:rPr>
-        <w:t>2. Expand into `03-PRD.md`.</w:t>
+        <w:t>2. Release Scope and Stabilization Checklist</w:t>
       </w:r>
     </w:p>
     <w:p>
@@ -137,7 +105,7 @@
         <w:rPr>
           <w:sz w:val="22"/>
         </w:rPr>
-        <w:t>3. Define build approach in `04-Technical-Architecture.md`.</w:t>
+        <w:t>3. QA/UAT and Go-No-Go Framework</w:t>
       </w:r>
     </w:p>
     <w:p>
@@ -145,7 +113,7 @@
         <w:rPr>
           <w:sz w:val="22"/>
         </w:rPr>
-        <w:t>4. Sequence milestones in `05-Delivery-Roadmap.md`.</w:t>
+        <w:t>4. Technical Hardening and Production Controls</w:t>
       </w:r>
     </w:p>
     <w:p>
@@ -153,7 +121,15 @@
         <w:rPr>
           <w:sz w:val="22"/>
         </w:rPr>
-        <w:t>5. Track work in `06-Execution-Tracker.md`.</w:t>
+        <w:t>5. Launch Operations and KPI Tracker</w:t>
+      </w:r>
+    </w:p>
+    <w:p>
+      <w:r>
+        <w:rPr>
+          <w:sz w:val="22"/>
+        </w:rPr>
+        <w:t>6. Document Index and canonical links</w:t>
       </w:r>
     </w:p>
     <w:p/>
@@ -162,39 +138,64 @@
         <w:pStyle w:val="Heading2"/>
       </w:pPr>
       <w:r>
-        <w:t>First 60-minute flow</w:t>
+        <w:t>How to Use</w:t>
       </w:r>
     </w:p>
     <w:p>
-      <w:pPr>
-        <w:pStyle w:val="ListBullet"/>
-      </w:pPr>
       <w:r>
-        <w:t>15 min: fill product brief</w:t>
+        <w:rPr>
+          <w:sz w:val="22"/>
+        </w:rPr>
+        <w:t>1. Confirm release scope for the next launch window.</w:t>
       </w:r>
     </w:p>
     <w:p>
-      <w:pPr>
-        <w:pStyle w:val="ListBullet"/>
-      </w:pPr>
       <w:r>
-        <w:t>20 min: complete PRD core sections</w:t>
+        <w:rPr>
+          <w:sz w:val="22"/>
+        </w:rPr>
+        <w:t>2. Execute stabilization and QA in sequence.</w:t>
       </w:r>
     </w:p>
     <w:p>
-      <w:pPr>
-        <w:pStyle w:val="ListBullet"/>
-      </w:pPr>
       <w:r>
-        <w:t>15 min: map architecture and risks</w:t>
+        <w:rPr>
+          <w:sz w:val="22"/>
+        </w:rPr>
+        <w:t>3. Validate payments and analytics before go-live.</w:t>
       </w:r>
     </w:p>
     <w:p>
+      <w:r>
+        <w:rPr>
+          <w:sz w:val="22"/>
+        </w:rPr>
+        <w:t>4. Launch with monitoring and daily optimization.</w:t>
+      </w:r>
+    </w:p>
+    <w:p>
+      <w:r>
+        <w:rPr>
+          <w:sz w:val="22"/>
+        </w:rPr>
+        <w:t>5. Keep decision and incident logs current.</w:t>
+      </w:r>
+    </w:p>
+    <w:p/>
+    <w:p>
       <w:pPr>
-        <w:pStyle w:val="ListBullet"/>
+        <w:pStyle w:val="Heading2"/>
       </w:pPr>
       <w:r>
-        <w:t>10 min: lock milestones + first sprint tasks</w:t>
+        <w:t>Exit Condition</w:t>
+      </w:r>
+    </w:p>
+    <w:p>
+      <w:r>
+        <w:rPr>
+          <w:sz w:val="22"/>
+        </w:rPr>
+        <w:t>PRDForge is launch-approved only when P0 issues are zero, payment flows are verified, analytics are reliable, and rollback procedures are tested.</w:t>
       </w:r>
     </w:p>
     <w:sectPr>
